--- a/output/投研舆情晨报_2026-10-17.docx
+++ b/output/投研舆情晨报_2026-10-17.docx
@@ -19,7 +19,7 @@
           <w:color w:val="8A939E"/>
           <w:sz w:val="18"/>
         </w:rPr>
-        <w:t>覆盖 6 家媒体 · 入库 15,513 条 · 去重后 2,089 条 · 识别热点 62 个</w:t>
+        <w:t>覆盖 6 家媒体 · 入库 15,548 条 · 去重后 2,046 条 · 识别热点 55 个</w:t>
       </w:r>
     </w:p>
     <w:p>
@@ -126,69 +126,7 @@
           </w:tcPr>
           <w:p>
             <w:r>
-              <w:t>0.790</w:t>
-            </w:r>
-          </w:p>
-        </w:tc>
-        <w:tc>
-          <w:tcPr>
-            <w:tcW w:type="dxa" w:w="1440"/>
-          </w:tcPr>
-          <w:p>
-            <w:r>
-              <w:t>爆点</w:t>
-            </w:r>
-          </w:p>
-        </w:tc>
-        <w:tc>
-          <w:tcPr>
-            <w:tcW w:type="dxa" w:w="1440"/>
-          </w:tcPr>
-          <w:p>
-            <w:r>
-              <w:t>金融市场</w:t>
-            </w:r>
-          </w:p>
-        </w:tc>
-        <w:tc>
-          <w:tcPr>
-            <w:tcW w:type="dxa" w:w="1440"/>
-          </w:tcPr>
-          <w:p>
-            <w:r>
-              <w:t>港股午评：恒指跌1.47%失守24000点 科指跌2.94%</w:t>
-            </w:r>
-          </w:p>
-        </w:tc>
-        <w:tc>
-          <w:tcPr>
-            <w:tcW w:type="dxa" w:w="1440"/>
-          </w:tcPr>
-          <w:p>
-            <w:r>
-              <w:t>11/4</w:t>
-            </w:r>
-          </w:p>
-        </w:tc>
-      </w:tr>
-      <w:tr>
-        <w:tc>
-          <w:tcPr>
-            <w:tcW w:type="dxa" w:w="1440"/>
-          </w:tcPr>
-          <w:p>
-            <w:r>
-              <w:t>2</w:t>
-            </w:r>
-          </w:p>
-        </w:tc>
-        <w:tc>
-          <w:tcPr>
-            <w:tcW w:type="dxa" w:w="1440"/>
-          </w:tcPr>
-          <w:p>
-            <w:r>
-              <w:t>0.782</w:t>
+              <w:t>0.750</w:t>
             </w:r>
           </w:p>
         </w:tc>
@@ -240,6 +178,68 @@
           </w:tcPr>
           <w:p>
             <w:r>
+              <w:t>2</w:t>
+            </w:r>
+          </w:p>
+        </w:tc>
+        <w:tc>
+          <w:tcPr>
+            <w:tcW w:type="dxa" w:w="1440"/>
+          </w:tcPr>
+          <w:p>
+            <w:r>
+              <w:t>0.716</w:t>
+            </w:r>
+          </w:p>
+        </w:tc>
+        <w:tc>
+          <w:tcPr>
+            <w:tcW w:type="dxa" w:w="1440"/>
+          </w:tcPr>
+          <w:p>
+            <w:r>
+              <w:t>爆点</w:t>
+            </w:r>
+          </w:p>
+        </w:tc>
+        <w:tc>
+          <w:tcPr>
+            <w:tcW w:type="dxa" w:w="1440"/>
+          </w:tcPr>
+          <w:p>
+            <w:r>
+              <w:t>宏观政策</w:t>
+            </w:r>
+          </w:p>
+        </w:tc>
+        <w:tc>
+          <w:tcPr>
+            <w:tcW w:type="dxa" w:w="1440"/>
+          </w:tcPr>
+          <w:p>
+            <w:r>
+              <w:t>中国人民银行行长潘功胜会见欧盟委员会经济和生产力委员东布罗夫</w:t>
+            </w:r>
+          </w:p>
+        </w:tc>
+        <w:tc>
+          <w:tcPr>
+            <w:tcW w:type="dxa" w:w="1440"/>
+          </w:tcPr>
+          <w:p>
+            <w:r>
+              <w:t>11/3</w:t>
+            </w:r>
+          </w:p>
+        </w:tc>
+      </w:tr>
+      <w:tr>
+        <w:tc>
+          <w:tcPr>
+            <w:tcW w:type="dxa" w:w="1440"/>
+          </w:tcPr>
+          <w:p>
+            <w:r>
               <w:t>3</w:t>
             </w:r>
           </w:p>
@@ -250,7 +250,7 @@
           </w:tcPr>
           <w:p>
             <w:r>
-              <w:t>0.725</w:t>
+              <w:t>0.710</w:t>
             </w:r>
           </w:p>
         </w:tc>
@@ -290,7 +290,7 @@
           </w:tcPr>
           <w:p>
             <w:r>
-              <w:t>13/3</w:t>
+              <w:t>14/3</w:t>
             </w:r>
           </w:p>
         </w:tc>
@@ -312,7 +312,7 @@
           </w:tcPr>
           <w:p>
             <w:r>
-              <w:t>0.724</w:t>
+              <w:t>0.694</w:t>
             </w:r>
           </w:p>
         </w:tc>
@@ -332,7 +332,7 @@
           </w:tcPr>
           <w:p>
             <w:r>
-              <w:t>综合</w:t>
+              <w:t>金融市场</w:t>
             </w:r>
           </w:p>
         </w:tc>
@@ -342,7 +342,7 @@
           </w:tcPr>
           <w:p>
             <w:r>
-              <w:t>宽基ETF大幅放量：沪深300ETF易方达成交额194亿，科</w:t>
+              <w:t>恒指高开1.08%，报24321.45点；恒生科技指数涨1.</w:t>
             </w:r>
           </w:p>
         </w:tc>
@@ -352,7 +352,7 @@
           </w:tcPr>
           <w:p>
             <w:r>
-              <w:t>9/2</w:t>
+              <w:t>8/3</w:t>
             </w:r>
           </w:p>
         </w:tc>
@@ -374,69 +374,7 @@
           </w:tcPr>
           <w:p>
             <w:r>
-              <w:t>0.693</w:t>
-            </w:r>
-          </w:p>
-        </w:tc>
-        <w:tc>
-          <w:tcPr>
-            <w:tcW w:type="dxa" w:w="1440"/>
-          </w:tcPr>
-          <w:p>
-            <w:r>
-              <w:t>爆点</w:t>
-            </w:r>
-          </w:p>
-        </w:tc>
-        <w:tc>
-          <w:tcPr>
-            <w:tcW w:type="dxa" w:w="1440"/>
-          </w:tcPr>
-          <w:p>
-            <w:r>
-              <w:t>宏观政策</w:t>
-            </w:r>
-          </w:p>
-        </w:tc>
-        <w:tc>
-          <w:tcPr>
-            <w:tcW w:type="dxa" w:w="1440"/>
-          </w:tcPr>
-          <w:p>
-            <w:r>
-              <w:t>财政部部长蓝佛安出席2026年二十国集团财长和央行行长第三次</w:t>
-            </w:r>
-          </w:p>
-        </w:tc>
-        <w:tc>
-          <w:tcPr>
-            <w:tcW w:type="dxa" w:w="1440"/>
-          </w:tcPr>
-          <w:p>
-            <w:r>
-              <w:t>9/3</w:t>
-            </w:r>
-          </w:p>
-        </w:tc>
-      </w:tr>
-      <w:tr>
-        <w:tc>
-          <w:tcPr>
-            <w:tcW w:type="dxa" w:w="1440"/>
-          </w:tcPr>
-          <w:p>
-            <w:r>
-              <w:t>6</w:t>
-            </w:r>
-          </w:p>
-        </w:tc>
-        <w:tc>
-          <w:tcPr>
-            <w:tcW w:type="dxa" w:w="1440"/>
-          </w:tcPr>
-          <w:p>
-            <w:r>
-              <w:t>0.672</w:t>
+              <w:t>0.639</w:t>
             </w:r>
           </w:p>
         </w:tc>
@@ -488,7 +426,7 @@
           </w:tcPr>
           <w:p>
             <w:r>
-              <w:t>7</w:t>
+              <w:t>6</w:t>
             </w:r>
           </w:p>
         </w:tc>
@@ -498,7 +436,7 @@
           </w:tcPr>
           <w:p>
             <w:r>
-              <w:t>0.636</w:t>
+              <w:t>0.623</w:t>
             </w:r>
           </w:p>
         </w:tc>
@@ -538,7 +476,7 @@
           </w:tcPr>
           <w:p>
             <w:r>
-              <w:t>5/3</w:t>
+              <w:t>6/3</w:t>
             </w:r>
           </w:p>
         </w:tc>
@@ -550,7 +488,7 @@
           </w:tcPr>
           <w:p>
             <w:r>
-              <w:t>8</w:t>
+              <w:t>7</w:t>
             </w:r>
           </w:p>
         </w:tc>
@@ -560,7 +498,7 @@
           </w:tcPr>
           <w:p>
             <w:r>
-              <w:t>0.634</w:t>
+              <w:t>0.603</w:t>
             </w:r>
           </w:p>
         </w:tc>
@@ -612,7 +550,7 @@
           </w:tcPr>
           <w:p>
             <w:r>
-              <w:t>9</w:t>
+              <w:t>8</w:t>
             </w:r>
           </w:p>
         </w:tc>
@@ -622,7 +560,7 @@
           </w:tcPr>
           <w:p>
             <w:r>
-              <w:t>0.598</w:t>
+              <w:t>0.594</w:t>
             </w:r>
           </w:p>
         </w:tc>
@@ -652,7 +590,7 @@
           </w:tcPr>
           <w:p>
             <w:r>
-              <w:t>山东卫健委通报：多人因纸尿裤甲酰胺问题被处理</w:t>
+              <w:t>据报道，白宫下令限制乌克兰使用SpaceX军用卫星服务，乌军</w:t>
             </w:r>
           </w:p>
         </w:tc>
@@ -662,7 +600,7 @@
           </w:tcPr>
           <w:p>
             <w:r>
-              <w:t>4/2</w:t>
+              <w:t>5/2</w:t>
             </w:r>
           </w:p>
         </w:tc>
@@ -674,7 +612,7 @@
           </w:tcPr>
           <w:p>
             <w:r>
-              <w:t>10</w:t>
+              <w:t>9</w:t>
             </w:r>
           </w:p>
         </w:tc>
@@ -684,7 +622,7 @@
           </w:tcPr>
           <w:p>
             <w:r>
-              <w:t>0.598</w:t>
+              <w:t>0.574</w:t>
             </w:r>
           </w:p>
         </w:tc>
@@ -729,6 +667,68 @@
           </w:p>
         </w:tc>
       </w:tr>
+      <w:tr>
+        <w:tc>
+          <w:tcPr>
+            <w:tcW w:type="dxa" w:w="1440"/>
+          </w:tcPr>
+          <w:p>
+            <w:r>
+              <w:t>10</w:t>
+            </w:r>
+          </w:p>
+        </w:tc>
+        <w:tc>
+          <w:tcPr>
+            <w:tcW w:type="dxa" w:w="1440"/>
+          </w:tcPr>
+          <w:p>
+            <w:r>
+              <w:t>0.567</w:t>
+            </w:r>
+          </w:p>
+        </w:tc>
+        <w:tc>
+          <w:tcPr>
+            <w:tcW w:type="dxa" w:w="1440"/>
+          </w:tcPr>
+          <w:p>
+            <w:r>
+              <w:t>高热</w:t>
+            </w:r>
+          </w:p>
+        </w:tc>
+        <w:tc>
+          <w:tcPr>
+            <w:tcW w:type="dxa" w:w="1440"/>
+          </w:tcPr>
+          <w:p>
+            <w:r>
+              <w:t>大宗与能化</w:t>
+            </w:r>
+          </w:p>
+        </w:tc>
+        <w:tc>
+          <w:tcPr>
+            <w:tcW w:type="dxa" w:w="1440"/>
+          </w:tcPr>
+          <w:p>
+            <w:r>
+              <w:t>商品期货开盘，BR橡胶主力合约涨超2%，沪银、沪锡、20号胶</w:t>
+            </w:r>
+          </w:p>
+        </w:tc>
+        <w:tc>
+          <w:tcPr>
+            <w:tcW w:type="dxa" w:w="1440"/>
+          </w:tcPr>
+          <w:p>
+            <w:r>
+              <w:t>4/3</w:t>
+            </w:r>
+          </w:p>
+        </w:tc>
+      </w:tr>
     </w:tbl>
     <w:p>
       <w:pPr>
@@ -746,7 +746,7 @@
         <w:pStyle w:val="Heading2"/>
       </w:pPr>
       <w:r>
-        <w:t>港股午评：恒指跌1.47%失守24000点 科指跌2.94% 科网股普跌 存储概念股大跌</w:t>
+        <w:t>9月份物价数据解读：物价数据仍有韧性，PPI环比和同比涨幅均扩大</w:t>
       </w:r>
     </w:p>
     <w:p>
@@ -755,7 +755,7 @@
           <w:color w:val="8A939E"/>
           <w:sz w:val="18"/>
         </w:rPr>
-        <w:t>热度 0.790（爆点）· 11 篇 / 4 家媒体 · 金融市场</w:t>
+        <w:t>热度 0.750（爆点）· 10 篇 / 3 家媒体 · 宏观政策</w:t>
       </w:r>
     </w:p>
     <w:p>
@@ -767,81 +767,7 @@
         <w:t>事件概述：</w:t>
       </w:r>
       <w:r>
-        <w:t>「港股午评：恒指跌1.47%失守24000点 科指跌2.94% 科网股普跌 存储概念股大跌 联想跌」由 11 篇报道聚合而成，覆盖 4 家媒体，热度 0.79（爆点），所属板块类目：金融市场。</w:t>
-      </w:r>
-    </w:p>
-    <w:p>
-      <w:r>
-        <w:rPr>
-          <w:b/>
-          <w:color w:val="16324F"/>
-        </w:rPr>
-        <w:t>关键信息：</w:t>
-      </w:r>
-      <w:r>
-        <w:t>港股午评：恒指跌1.47%失守24000点 科指跌2.94% 科网股普跌 存储概；港股午评：恒指涨1.21% 科指涨2.09% 科网股普涨 生物技术板块大涨；快讯：恒指高开1.08% 恒科指涨1.59% 科网股普涨 存储概念股回暖</w:t>
-      </w:r>
-    </w:p>
-    <w:p>
-      <w:r>
-        <w:rPr>
-          <w:b/>
-          <w:color w:val="16324F"/>
-        </w:rPr>
-        <w:t>市场影响：</w:t>
-      </w:r>
-      <w:r>
-        <w:t>关联板块代码：本簇未携带板块标签。（LLM 不可用，未生成研判，以上为检索与统计事实）</w:t>
-      </w:r>
-    </w:p>
-    <w:p>
-      <w:r>
-        <w:rPr>
-          <w:b/>
-          <w:color w:val="16324F"/>
-        </w:rPr>
-        <w:t>关注要点：</w:t>
-      </w:r>
-      <w:r>
-        <w:t>建议人工复核该事件的后续进展与板块联动。</w:t>
-      </w:r>
-    </w:p>
-    <w:p>
-      <w:r>
-        <w:rPr>
-          <w:color w:val="8A939E"/>
-          <w:sz w:val="17"/>
-        </w:rPr>
-        <w:t>引用：[1]港股午评：恒指跌1.47%失守24000点 科指跌2 / [2]港股午评：恒指涨1.21% 科指涨2.09% 科网股 / [3]快讯：恒指高开1.08% 恒科指涨1.59% 科网股 / [4]港股恒生科技指数涨幅达2%</w:t>
-      </w:r>
-    </w:p>
-    <w:p>
-      <w:pPr>
-        <w:pStyle w:val="Heading2"/>
-      </w:pPr>
-      <w:r>
-        <w:t>9月份物价数据解读：物价数据仍有韧性，PPI环比和同比涨幅均扩大</w:t>
-      </w:r>
-    </w:p>
-    <w:p>
-      <w:r>
-        <w:rPr>
-          <w:color w:val="8A939E"/>
-          <w:sz w:val="18"/>
-        </w:rPr>
-        <w:t>热度 0.782（爆点）· 10 篇 / 3 家媒体 · 宏观政策</w:t>
-      </w:r>
-    </w:p>
-    <w:p>
-      <w:r>
-        <w:rPr>
-          <w:b/>
-          <w:color w:val="16324F"/>
-        </w:rPr>
-        <w:t>事件概述：</w:t>
-      </w:r>
-      <w:r>
-        <w:t>「9月份物价数据解读：物价数据仍有韧性，PPI环比和同比涨幅均扩大」由 10 篇报道聚合而成，覆盖 3 家媒体，热度 0.782（爆点），所属板块类目：宏观政策。</w:t>
+        <w:t>「9月份物价数据解读：物价数据仍有韧性，PPI环比和同比涨幅均扩大」由 10 篇报道聚合而成，覆盖 3 家媒体，热度 0.75（爆点），所属板块类目：宏观政策。</w:t>
       </w:r>
     </w:p>
     <w:p>
@@ -886,7 +812,81 @@
           <w:color w:val="8A939E"/>
           <w:sz w:val="17"/>
         </w:rPr>
-        <w:t>引用：[1]9月份物价数据解读：物价数据仍有韧性，PPI环比和同 / [2]21评论丨加大逆周期调节力度，推动物价合理回升 / [3]美国9月批发物价同比大涨6.3%，创2022年以来最 / [4]中信建投期货：10月15日黑色系早报</w:t>
+        <w:t>引用：[1]9月份物价数据解读：物价数据仍有韧性，PPI环比和同 / [2]21评论丨加大逆周期调节力度，推动物价合理回升 / [3]美国9月批发物价同比大涨6.3%，创2022年以来最 / [4]能源通胀开始“传染” 全球风险偏好骤降</w:t>
+      </w:r>
+    </w:p>
+    <w:p>
+      <w:pPr>
+        <w:pStyle w:val="Heading2"/>
+      </w:pPr>
+      <w:r>
+        <w:t>中国人民银行行长潘功胜会见欧盟委员会经济和生产力委员东布罗夫斯基斯、欧洲中央银行行长拉加</w:t>
+      </w:r>
+    </w:p>
+    <w:p>
+      <w:r>
+        <w:rPr>
+          <w:color w:val="8A939E"/>
+          <w:sz w:val="18"/>
+        </w:rPr>
+        <w:t>热度 0.716（爆点）· 11 篇 / 3 家媒体 · 宏观政策</w:t>
+      </w:r>
+    </w:p>
+    <w:p>
+      <w:r>
+        <w:rPr>
+          <w:b/>
+          <w:color w:val="16324F"/>
+        </w:rPr>
+        <w:t>事件概述：</w:t>
+      </w:r>
+      <w:r>
+        <w:t>「中国人民银行行长潘功胜会见欧盟委员会经济和生产力委员东布罗夫斯基斯、欧洲中央银行行长拉加德、欧元」由 11 篇报道聚合而成，覆盖 3 家媒体，热度 0.716（爆点），所属板块类目：宏观政策。</w:t>
+      </w:r>
+    </w:p>
+    <w:p>
+      <w:r>
+        <w:rPr>
+          <w:b/>
+          <w:color w:val="16324F"/>
+        </w:rPr>
+        <w:t>关键信息：</w:t>
+      </w:r>
+      <w:r>
+        <w:t>中国人民银行行长潘功胜会见欧盟委员会经济和生产力委员东布罗夫斯基斯、欧洲中央银行；潘功胜：中国愿与欧方加强协调与合作，推动中欧金融合作不断迈上新台阶；中国人民银行行长潘功胜会见相关国家央行行长</w:t>
+      </w:r>
+    </w:p>
+    <w:p>
+      <w:r>
+        <w:rPr>
+          <w:b/>
+          <w:color w:val="16324F"/>
+        </w:rPr>
+        <w:t>市场影响：</w:t>
+      </w:r>
+      <w:r>
+        <w:t>关联板块代码：BK000199。（LLM 不可用，未生成研判，以上为检索与统计事实）</w:t>
+      </w:r>
+    </w:p>
+    <w:p>
+      <w:r>
+        <w:rPr>
+          <w:b/>
+          <w:color w:val="16324F"/>
+        </w:rPr>
+        <w:t>关注要点：</w:t>
+      </w:r>
+      <w:r>
+        <w:t>建议人工复核该事件的后续进展与板块联动。</w:t>
+      </w:r>
+    </w:p>
+    <w:p>
+      <w:r>
+        <w:rPr>
+          <w:color w:val="8A939E"/>
+          <w:sz w:val="17"/>
+        </w:rPr>
+        <w:t>引用：[1]中国人民银行行长潘功胜会见欧盟委员会经济和生产力委员 / [2]潘功胜：中国愿与欧方加强协调与合作，推动中欧金融合作 / [3]中国人民银行行长潘功胜会见相关国家央行行长 / [4]中国人民银行行长潘功胜出席第54届国际货币与金融委员</w:t>
       </w:r>
     </w:p>
     <w:p>
@@ -903,7 +903,7 @@
           <w:color w:val="8A939E"/>
           <w:sz w:val="18"/>
         </w:rPr>
-        <w:t>热度 0.725（爆点）· 13 篇 / 3 家媒体 · 国际市场</w:t>
+        <w:t>热度 0.710（爆点）· 14 篇 / 3 家媒体 · 国际市场</w:t>
       </w:r>
     </w:p>
     <w:p>
@@ -915,7 +915,7 @@
         <w:t>事件概述：</w:t>
       </w:r>
       <w:r>
-        <w:t>「中概指数收跌1.3%，CQQQ跌超2.1%，世纪互联跌10.9%，万国数据跌超8.8%」由 13 篇报道聚合而成，覆盖 3 家媒体，热度 0.725（爆点），所属板块类目：国际市场。</w:t>
+        <w:t>「中概指数收跌1.3%，CQQQ跌超2.1%，世纪互联跌10.9%，万国数据跌超8.8%」由 14 篇报道聚合而成，覆盖 3 家媒体，热度 0.71（爆点），所属板块类目：国际市场。</w:t>
       </w:r>
     </w:p>
     <w:p>
@@ -927,7 +927,7 @@
         <w:t>关键信息：</w:t>
       </w:r>
       <w:r>
-        <w:t>中概指数收跌1.3%，CQQQ跌超2.1%，世纪互联跌10.9%，万国数据跌超8；道指涨超500点，中概股多数上涨，新东方涨超5%，存储股跌幅收窄；港股午评：恒指跌1.47%失守24000点 科指跌2.94% 科网股普跌 存储概</w:t>
+        <w:t>中概指数收跌1.3%，CQQQ跌超2.1%，世纪互联跌10.9%，万国数据跌超8；道指涨超500点，中概股多数上涨，新东方涨超5%，存储股跌幅收窄；周五（10月16日），美股行业ETF多数收跌，网络股指数ETF跌3.43%，半导</w:t>
       </w:r>
     </w:p>
     <w:p>
@@ -960,7 +960,7 @@
           <w:color w:val="8A939E"/>
           <w:sz w:val="17"/>
         </w:rPr>
-        <w:t>引用：[1]中概指数收跌1.3%，CQQQ跌超2.1%，世纪互联 / [2]道指涨超500点，中概股多数上涨，新东方涨超5%，存 / [3]港股午评：恒指跌1.47%失守24000点 科指跌2 / [4]周五（10月16日），美股行业ETF多数收跌，网络股</w:t>
+        <w:t>引用：[1]中概指数收跌1.3%，CQQQ跌超2.1%，世纪互联 / [2]道指涨超500点，中概股多数上涨，新东方涨超5%，存 / [3]周五（10月16日），美股行业ETF多数收跌，网络股 / [4]标普500指数的11个板块涨跌各异，信息技术/科技板</w:t>
       </w:r>
     </w:p>
     <w:p>
@@ -968,7 +968,7 @@
         <w:pStyle w:val="Heading2"/>
       </w:pPr>
       <w:r>
-        <w:t>宽基ETF大幅放量：沪深300ETF易方达成交额194亿，科创50ETF华夏140亿，创</w:t>
+        <w:t>恒指高开1.08%，报24321.45点；恒生科技指数涨1.59%。MINIMA</w:t>
       </w:r>
     </w:p>
     <w:p>
@@ -977,7 +977,7 @@
           <w:color w:val="8A939E"/>
           <w:sz w:val="18"/>
         </w:rPr>
-        <w:t>热度 0.724（爆点）· 9 篇 / 2 家媒体 · 综合</w:t>
+        <w:t>热度 0.694（爆点）· 8 篇 / 3 家媒体 · 金融市场</w:t>
       </w:r>
     </w:p>
     <w:p>
@@ -989,7 +989,7 @@
         <w:t>事件概述：</w:t>
       </w:r>
       <w:r>
-        <w:t>「宽基ETF大幅放量：沪深300ETF易方达成交额194亿，科创50ETF华夏140亿，创业板ET」由 9 篇报道聚合而成，覆盖 2 家媒体，热度 0.724（爆点），所属板块类目：综合。</w:t>
+        <w:t>「恒指高开1.08%，报24321.45点；恒生科技指数涨1.59%。MINIMA」由 8 篇报道聚合而成，覆盖 3 家媒体，热度 0.694（爆点），所属板块类目：金融市场。</w:t>
       </w:r>
     </w:p>
     <w:p>
@@ -1001,7 +1001,7 @@
         <w:t>关键信息：</w:t>
       </w:r>
       <w:r>
-        <w:t>宽基ETF大幅放量：沪深300ETF易方达成交额194亿，科创50ETF华夏14；创业板ETF易方达、科创50ETF华夏成交额突破100亿，为8月19日以来首次；股票ETF成交额2166亿较昨日放量57%，沪深300ETF易方达放量22倍（名</w:t>
+        <w:t>恒指高开1.08%，报24321.45点；恒生科技指数涨1.59%。MINIMA；港股开盘：恒生指数高开1.08% 恒生科技指数高开1.59%；港股恒生科技指数涨幅达2%</w:t>
       </w:r>
     </w:p>
     <w:p>
@@ -1034,7 +1034,7 @@
           <w:color w:val="8A939E"/>
           <w:sz w:val="17"/>
         </w:rPr>
-        <w:t>引用：[1]宽基ETF大幅放量：沪深300ETF易方达成交额19 / [2]创业板ETF易方达、科创50ETF华夏成交额突破10 / [3]股票ETF成交额2166亿较昨日放量57%，沪深30 / [4]沪深300ETF易方达放量成交超120亿元，较昨日放</w:t>
+        <w:t>引用：[1]恒指高开1.08%，报24321.45点；恒生科技指 / [2]港股开盘：恒生指数高开1.08% 恒生科技指数高开1 / [3]港股恒生科技指数涨幅达2% / [4]港股午评：恒指涨1.21% 科指涨2.09% 科网股</w:t>
       </w:r>
     </w:p>
     <w:p>
@@ -1042,7 +1042,7 @@
         <w:pStyle w:val="Heading2"/>
       </w:pPr>
       <w:r>
-        <w:t>财政部部长蓝佛安出席2026年二十国集团财长和央行行长第三次会议并举行多场双边会见</w:t>
+        <w:t>韩国首尔综指涨幅扩大至3.4%，日经225指数涨近2%。</w:t>
       </w:r>
     </w:p>
     <w:p>
@@ -1051,7 +1051,7 @@
           <w:color w:val="8A939E"/>
           <w:sz w:val="18"/>
         </w:rPr>
-        <w:t>热度 0.693（爆点）· 9 篇 / 3 家媒体 · 宏观政策</w:t>
+        <w:t>热度 0.639（爆点）· 6 篇 / 3 家媒体 · 综合</w:t>
       </w:r>
     </w:p>
     <w:p>
@@ -1063,7 +1063,7 @@
         <w:t>事件概述：</w:t>
       </w:r>
       <w:r>
-        <w:t>「财政部部长蓝佛安出席2026年二十国集团财长和央行行长第三次会议并举行多场双边会见」由 9 篇报道聚合而成，覆盖 3 家媒体，热度 0.693（爆点），所属板块类目：宏观政策。</w:t>
+        <w:t>「韩国首尔综指涨幅扩大至3.4%，日经225指数涨近2%。」由 6 篇报道聚合而成，覆盖 3 家媒体，热度 0.639（爆点），所属板块类目：综合。</w:t>
       </w:r>
     </w:p>
     <w:p>
@@ -1075,7 +1075,7 @@
         <w:t>关键信息：</w:t>
       </w:r>
       <w:r>
-        <w:t>财政部部长蓝佛安出席2026年二十国集团财长和央行行长第三次会议并举行多场双边会；今年第三次G20财长和央行行长会议举行 财政部和中国人民银行主要负责人出席并发言；财政部：精准有效实施更加积极财政政策</w:t>
+        <w:t>韩国首尔综指涨幅扩大至3.4%，日经225指数涨近2%。；日经225指数高开0.8%，韩国首尔综指高开1.8%。；韩国首尔综指涨超2%。</w:t>
       </w:r>
     </w:p>
     <w:p>
@@ -1087,7 +1087,7 @@
         <w:t>市场影响：</w:t>
       </w:r>
       <w:r>
-        <w:t>关联板块代码：BK000199。（LLM 不可用，未生成研判，以上为检索与统计事实）</w:t>
+        <w:t>关联板块代码：本簇未携带板块标签。（LLM 不可用，未生成研判，以上为检索与统计事实）</w:t>
       </w:r>
     </w:p>
     <w:p>
@@ -1108,7 +1108,7 @@
           <w:color w:val="8A939E"/>
           <w:sz w:val="17"/>
         </w:rPr>
-        <w:t>引用：[1]财政部部长蓝佛安出席2026年二十国集团财长和央行行 / [2]今年第三次G20财长和央行行长会议举行 财政部和中国 / [3]财政部：精准有效实施更加积极财政政策 / [4]潘功胜，最新发声</w:t>
+        <w:t>引用：[1]韩国首尔综指涨幅扩大至3.4%，日经225指数涨近2 / [2]日经225指数高开0.8%，韩国首尔综指高开1.8% / [3]韩国首尔综指涨超2%。 / [4]韩国综指涨幅扩大至2%</w:t>
       </w:r>
     </w:p>
     <w:p>
@@ -1127,7 +1127,7 @@
         <w:pStyle w:val="ListBullet"/>
       </w:pPr>
       <w:r>
-        <w:t>采集：6 家媒体公开接口，累计入库 15,513 条</w:t>
+        <w:t>采集：6 家媒体公开接口，累计入库 15,548 条</w:t>
       </w:r>
     </w:p>
     <w:p>
@@ -1135,7 +1135,7 @@
         <w:pStyle w:val="ListBullet"/>
       </w:pPr>
       <w:r>
-        <w:t>三层去重：2,368 → 2,089 条（精确117/SimHash6/语义156）</w:t>
+        <w:t>三层去重：2,337 → 2,046 条（精确154/SimHash9/语义128）</w:t>
       </w:r>
     </w:p>
     <w:p>
